--- a/小野町_引継ぎ_整理済/04_算定・見込量/小野町_障がい計画_指針との不整合の点検と県計画の反映_20261008.docx
+++ b/小野町_引継ぎ_整理済/04_算定・見込量/小野町_障がい計画_指針との不整合の点検と県計画の反映_20261008.docx
@@ -143,6 +143,7 @@
     </w:p>
     <w:p>
       <w:pPr>
+        <w:pStyle w:val="Heading1"/>
         <w:keepNext/>
         <w:spacing w:before="240" w:after="100"/>
       </w:pPr>
@@ -492,6 +493,7 @@
     </w:p>
     <w:p>
       <w:pPr>
+        <w:pStyle w:val="Heading1"/>
         <w:keepNext/>
         <w:spacing w:before="240" w:after="100"/>
       </w:pPr>
@@ -2543,6 +2545,7 @@
     </w:p>
     <w:p>
       <w:pPr>
+        <w:pStyle w:val="Heading2"/>
         <w:keepNext/>
         <w:spacing w:before="180" w:after="100"/>
       </w:pPr>
@@ -3112,6 +3115,7 @@
     </w:p>
     <w:p>
       <w:pPr>
+        <w:pStyle w:val="Heading1"/>
         <w:keepNext/>
         <w:spacing w:before="240" w:after="100"/>
       </w:pPr>
@@ -3615,6 +3619,7 @@
     </w:p>
     <w:p>
       <w:pPr>
+        <w:pStyle w:val="Heading1"/>
         <w:keepNext/>
         <w:spacing w:before="240" w:after="100"/>
       </w:pPr>
@@ -4198,6 +4203,7 @@
     </w:p>
     <w:p>
       <w:pPr>
+        <w:pStyle w:val="Heading1"/>
         <w:keepNext/>
         <w:spacing w:before="240" w:after="100"/>
       </w:pPr>
@@ -4863,6 +4869,7 @@
     </w:p>
     <w:p>
       <w:pPr>
+        <w:pStyle w:val="Heading1"/>
         <w:keepNext/>
         <w:spacing w:before="240" w:after="100"/>
       </w:pPr>
@@ -5905,6 +5912,7 @@
     <w:rPr>
       <w:rFonts w:ascii="游ゴシック" w:hAnsi="游ゴシック" w:eastAsia="游ゴシック"/>
       <w:sz w:val="21"/>
+      <w:lang w:val="en-US" w:eastAsia="ja-JP"/>
     </w:rPr>
   </w:style>
   <w:style w:type="paragraph" w:styleId="Header">
@@ -5962,15 +5970,17 @@
     <w:pPr>
       <w:keepNext/>
       <w:keepLines/>
-      <w:spacing w:before="480" w:after="0"/>
+      <w:spacing w:before="240" w:after="100"/>
+      <w:ind w:left="0" w:firstLine="0"/>
       <w:outlineLvl w:val="0"/>
     </w:pPr>
     <w:rPr>
-      <w:rFonts w:asciiTheme="majorHAnsi" w:eastAsiaTheme="majorEastAsia" w:hAnsiTheme="majorHAnsi" w:cstheme="majorBidi"/>
+      <w:rFonts w:asciiTheme="majorHAnsi" w:eastAsiaTheme="majorEastAsia" w:hAnsiTheme="majorHAnsi" w:cstheme="majorBidi" w:ascii="游ゴシック" w:hAnsi="游ゴシック" w:eastAsia="游ゴシック"/>
       <w:b/>
       <w:bCs/>
-      <w:color w:val="365F91" w:themeColor="accent1" w:themeShade="BF"/>
-      <w:sz w:val="28"/>
+      <w:i w:val="0"/>
+      <w:color w:val="2E74B5"/>
+      <w:sz w:val="30"/>
       <w:szCs w:val="28"/>
     </w:rPr>
   </w:style>
@@ -5986,15 +5996,17 @@
     <w:pPr>
       <w:keepNext/>
       <w:keepLines/>
-      <w:spacing w:before="200" w:after="0"/>
+      <w:spacing w:before="180" w:after="100"/>
+      <w:ind w:left="0" w:firstLine="0"/>
       <w:outlineLvl w:val="1"/>
     </w:pPr>
     <w:rPr>
-      <w:rFonts w:asciiTheme="majorHAnsi" w:eastAsiaTheme="majorEastAsia" w:hAnsiTheme="majorHAnsi" w:cstheme="majorBidi"/>
+      <w:rFonts w:asciiTheme="majorHAnsi" w:eastAsiaTheme="majorEastAsia" w:hAnsiTheme="majorHAnsi" w:cstheme="majorBidi" w:ascii="游ゴシック" w:hAnsi="游ゴシック" w:eastAsia="游ゴシック"/>
       <w:b/>
       <w:bCs/>
-      <w:color w:val="4F81BD" w:themeColor="accent1"/>
-      <w:sz w:val="26"/>
+      <w:i w:val="0"/>
+      <w:color w:val="2E74B5"/>
+      <w:sz w:val="25"/>
       <w:szCs w:val="26"/>
     </w:rPr>
   </w:style>
@@ -6010,14 +6022,17 @@
     <w:pPr>
       <w:keepNext/>
       <w:keepLines/>
-      <w:spacing w:before="200" w:after="0"/>
+      <w:spacing w:before="180" w:after="80"/>
+      <w:ind w:left="0" w:firstLine="0"/>
       <w:outlineLvl w:val="2"/>
     </w:pPr>
     <w:rPr>
-      <w:rFonts w:asciiTheme="majorHAnsi" w:eastAsiaTheme="majorEastAsia" w:hAnsiTheme="majorHAnsi" w:cstheme="majorBidi"/>
+      <w:rFonts w:asciiTheme="majorHAnsi" w:eastAsiaTheme="majorEastAsia" w:hAnsiTheme="majorHAnsi" w:cstheme="majorBidi" w:ascii="游ゴシック" w:hAnsi="游ゴシック" w:eastAsia="游ゴシック"/>
       <w:b/>
       <w:bCs/>
-      <w:color w:val="4F81BD" w:themeColor="accent1"/>
+      <w:i w:val="0"/>
+      <w:color w:val="1F4D78"/>
+      <w:sz w:val="22"/>
     </w:rPr>
   </w:style>
   <w:style w:type="paragraph" w:styleId="Heading4">

--- a/小野町_引継ぎ_整理済/04_算定・見込量/小野町_障がい計画_指針との不整合の点検と県計画の反映_20261008.docx
+++ b/小野町_引継ぎ_整理済/04_算定・見込量/小野町_障がい計画_指針との不整合の点検と県計画の反映_20261008.docx
@@ -369,6 +369,7 @@
           </w:tcPr>
           <w:p>
             <w:pPr>
+              <w:keepNext/>
               <w:spacing w:before="20" w:after="20"/>
             </w:pPr>
             <w:r>
@@ -389,6 +390,7 @@
           </w:tcPr>
           <w:p>
             <w:pPr>
+              <w:keepNext/>
               <w:spacing w:before="20" w:after="20"/>
             </w:pPr>
             <w:r>
@@ -409,6 +411,7 @@
           </w:tcPr>
           <w:p>
             <w:pPr>
+              <w:keepNext/>
               <w:spacing w:before="20" w:after="20"/>
             </w:pPr>
             <w:r>
@@ -2951,6 +2954,7 @@
           </w:tcPr>
           <w:p>
             <w:pPr>
+              <w:keepNext/>
               <w:spacing w:before="20" w:after="20"/>
             </w:pPr>
             <w:r>
@@ -2971,6 +2975,7 @@
           </w:tcPr>
           <w:p>
             <w:pPr>
+              <w:keepNext/>
               <w:spacing w:before="20" w:after="20"/>
             </w:pPr>
             <w:r>
@@ -2991,6 +2996,7 @@
           </w:tcPr>
           <w:p>
             <w:pPr>
+              <w:keepNext/>
               <w:spacing w:before="20" w:after="20"/>
             </w:pPr>
             <w:r>
@@ -3011,6 +3017,7 @@
           </w:tcPr>
           <w:p>
             <w:pPr>
+              <w:keepNext/>
               <w:spacing w:before="20" w:after="20"/>
             </w:pPr>
             <w:r>
@@ -3415,6 +3422,7 @@
           </w:tcPr>
           <w:p>
             <w:pPr>
+              <w:keepNext/>
               <w:spacing w:before="20" w:after="20"/>
             </w:pPr>
             <w:r>
@@ -3435,6 +3443,7 @@
           </w:tcPr>
           <w:p>
             <w:pPr>
+              <w:keepNext/>
               <w:spacing w:before="20" w:after="20"/>
             </w:pPr>
             <w:r>
@@ -3455,6 +3464,7 @@
           </w:tcPr>
           <w:p>
             <w:pPr>
+              <w:keepNext/>
               <w:spacing w:before="20" w:after="20"/>
             </w:pPr>
             <w:r>
@@ -3475,6 +3485,7 @@
           </w:tcPr>
           <w:p>
             <w:pPr>
+              <w:keepNext/>
               <w:spacing w:before="20" w:after="20"/>
             </w:pPr>
             <w:r>
@@ -3495,6 +3506,7 @@
           </w:tcPr>
           <w:p>
             <w:pPr>
+              <w:keepNext/>
               <w:spacing w:before="20" w:after="20"/>
             </w:pPr>
             <w:r>
@@ -4705,6 +4717,7 @@
           </w:tcPr>
           <w:p>
             <w:pPr>
+              <w:keepNext/>
               <w:spacing w:before="20" w:after="20"/>
             </w:pPr>
             <w:r>
@@ -4725,6 +4738,7 @@
           </w:tcPr>
           <w:p>
             <w:pPr>
+              <w:keepNext/>
               <w:spacing w:before="20" w:after="20"/>
             </w:pPr>
             <w:r>
@@ -4745,6 +4759,7 @@
           </w:tcPr>
           <w:p>
             <w:pPr>
+              <w:keepNext/>
               <w:spacing w:before="20" w:after="20"/>
             </w:pPr>
             <w:r>
@@ -4765,6 +4780,7 @@
           </w:tcPr>
           <w:p>
             <w:pPr>
+              <w:keepNext/>
               <w:spacing w:before="20" w:after="20"/>
             </w:pPr>
             <w:r>
@@ -5253,6 +5269,7 @@
           </w:tcPr>
           <w:p>
             <w:pPr>
+              <w:keepNext/>
               <w:spacing w:before="20" w:after="20"/>
             </w:pPr>
             <w:r>
@@ -5273,6 +5290,7 @@
           </w:tcPr>
           <w:p>
             <w:pPr>
+              <w:keepNext/>
               <w:spacing w:before="20" w:after="20"/>
             </w:pPr>
             <w:r>
@@ -5293,6 +5311,7 @@
           </w:tcPr>
           <w:p>
             <w:pPr>
+              <w:keepNext/>
               <w:spacing w:before="20" w:after="20"/>
             </w:pPr>
             <w:r>

--- a/小野町_引継ぎ_整理済/04_算定・見込量/小野町_障がい計画_指針との不整合の点検と県計画の反映_20261008.docx
+++ b/小野町_引継ぎ_整理済/04_算定・見込量/小野町_障がい計画_指針との不整合の点検と県計画の反映_20261008.docx
@@ -4091,6 +4091,7 @@
           </w:tcPr>
           <w:p>
             <w:pPr>
+              <w:keepNext/>
               <w:spacing w:before="20" w:after="20"/>
             </w:pPr>
             <w:r>
@@ -4111,6 +4112,7 @@
           </w:tcPr>
           <w:p>
             <w:pPr>
+              <w:keepNext/>
               <w:spacing w:before="20" w:after="20"/>
             </w:pPr>
             <w:r>
@@ -4131,6 +4133,7 @@
           </w:tcPr>
           <w:p>
             <w:pPr>
+              <w:keepNext/>
               <w:spacing w:before="20" w:after="20"/>
             </w:pPr>
             <w:r>

--- a/小野町_引継ぎ_整理済/04_算定・見込量/小野町_障がい計画_指針との不整合の点検と県計画の反映_20261008.docx
+++ b/小野町_引継ぎ_整理済/04_算定・見込量/小野町_障がい計画_指針との不整合の点検と県計画の反映_20261008.docx
@@ -1403,7 +1403,7 @@
                 <w:i w:val="0"/>
                 <w:sz w:val="17"/>
               </w:rPr>
-              <w:t>指摘済み・未反映</w:t>
+              <w:t>反映済み</w:t>
             </w:r>
           </w:p>
         </w:tc>
@@ -1851,7 +1851,7 @@
                 <w:i w:val="0"/>
                 <w:sz w:val="17"/>
               </w:rPr>
-              <w:t>医療的ケア児等（医療的ケア者を含む）への対応</w:t>
+              <w:t>医療的ケア児等（18歳以上の方を含む）への対応</w:t>
             </w:r>
           </w:p>
         </w:tc>
@@ -2543,7 +2543,7 @@
           <w:i w:val="0"/>
           <w:sz w:val="21"/>
         </w:rPr>
-        <w:t>15項目のうち、反映済み5件、指摘済みだが骨子案に未反映5件、未着手5件です。</w:t>
+        <w:t>15項目のうち、反映済み6件、指摘済みだが骨子案に未反映4件、未着手5件です。</w:t>
       </w:r>
     </w:p>
     <w:p>
